--- a/RELATORIO.docx
+++ b/RELATORIO.docx
@@ -166,13 +166,13 @@
         </w:p>
       </w:sdtContent>
     </w:sdt>
-    <w:bookmarkStart w:id="92" w:name="X427bba805b5a10f7f508700cfe46437924c2ced"/>
+    <w:bookmarkStart w:id="92" w:name="Xbd75b736613e3779fc5cc2d586f46bf71f99ef9"/>
     <w:p>
       <w:pPr>
         <w:pStyle w:val="Heading1"/>
       </w:pPr>
       <w:r>
-        <w:t xml:space="preserve">Sumário do Resultado — Design e Implementação do Software de Reserva de Salas</w:t>
+        <w:t xml:space="preserve">Sumário do Resultado - Design e Implementação do Software de Reserva de Salas</w:t>
       </w:r>
     </w:p>
     <w:tbl>
@@ -270,7 +270,7 @@
               <w:jc w:val="left"/>
             </w:pPr>
             <w:r>
-              <w:t xml:space="preserve">4 — Projeto e Implementação</w:t>
+              <w:t xml:space="preserve">4 - Projeto e Implementação</w:t>
             </w:r>
           </w:p>
         </w:tc>
@@ -423,7 +423,7 @@
           <w:bCs/>
           <w:b/>
         </w:rPr>
-        <w:t xml:space="preserve">Etapa 4 — Projeto e Implementação</w:t>
+        <w:t xml:space="preserve">Etapa 4 - Projeto e Implementação</w:t>
       </w:r>
       <w:r>
         <w:t xml:space="preserve">. O sistema deve permitir que usuários autenticados realizem e gerenciem reservas de salas de reunião, com controles de acesso distintos por perfil.</w:t>
@@ -437,13 +437,13 @@
       </w:r>
     </w:p>
     <w:bookmarkEnd w:id="20"/>
-    <w:bookmarkStart w:id="24" w:name="passo-1-identificação-das-fases-do-sdlc"/>
+    <w:bookmarkStart w:id="24" w:name="X1d68686a6fb6185e95ba1e380cd6f8b81f0d82e"/>
     <w:p>
       <w:pPr>
         <w:pStyle w:val="Heading2"/>
       </w:pPr>
       <w:r>
-        <w:t xml:space="preserve">Passo 1 — Identificação das Fases do SDLC</w:t>
+        <w:t xml:space="preserve">Passo 1 - Identificação das Fases do SDLC</w:t>
       </w:r>
     </w:p>
     <w:p>
@@ -738,13 +738,13 @@
       </w:r>
     </w:p>
     <w:bookmarkEnd w:id="24"/>
-    <w:bookmarkStart w:id="30" w:name="passo-2-papéis-e-responsabilidades"/>
+    <w:bookmarkStart w:id="30" w:name="passo-2---papéis-e-responsabilidades"/>
     <w:p>
       <w:pPr>
         <w:pStyle w:val="Heading2"/>
       </w:pPr>
       <w:r>
-        <w:t xml:space="preserve">Passo 2 — Papéis e Responsabilidades</w:t>
+        <w:t xml:space="preserve">Passo 2 - Papéis e Responsabilidades</w:t>
       </w:r>
     </w:p>
     <w:bookmarkStart w:id="25" w:name="Xb8e3adfaaf514aac8e432163f84473acfb31026"/>
@@ -1051,13 +1051,13 @@
     </w:p>
     <w:bookmarkEnd w:id="29"/>
     <w:bookmarkEnd w:id="30"/>
-    <w:bookmarkStart w:id="33" w:name="passo-3-levantamento-de-requisitos"/>
+    <w:bookmarkStart w:id="33" w:name="passo-3---levantamento-de-requisitos"/>
     <w:p>
       <w:pPr>
         <w:pStyle w:val="Heading2"/>
       </w:pPr>
       <w:r>
-        <w:t xml:space="preserve">Passo 3 — Levantamento de Requisitos</w:t>
+        <w:t xml:space="preserve">Passo 3 - Levantamento de Requisitos</w:t>
       </w:r>
     </w:p>
     <w:bookmarkStart w:id="31" w:name="requisitos-funcionais"/>
@@ -2134,13 +2134,13 @@
     </w:p>
     <w:bookmarkEnd w:id="32"/>
     <w:bookmarkEnd w:id="33"/>
-    <w:bookmarkStart w:id="77" w:name="passo-4-design-e-implementação"/>
+    <w:bookmarkStart w:id="77" w:name="passo-4---design-e-implementação"/>
     <w:p>
       <w:pPr>
         <w:pStyle w:val="Heading2"/>
       </w:pPr>
       <w:r>
-        <w:t xml:space="preserve">Passo 4 — Design e Implementação</w:t>
+        <w:t xml:space="preserve">Passo 4 - Design e Implementação</w:t>
       </w:r>
     </w:p>
     <w:bookmarkStart w:id="37" w:name="arquitetura-do-sistema"/>
@@ -2488,13 +2488,13 @@
       </w:r>
     </w:p>
     <w:bookmarkEnd w:id="49"/>
-    <w:bookmarkStart w:id="53" w:name="regras-de-negócio-controle-de-acesso"/>
+    <w:bookmarkStart w:id="53" w:name="regras-de-negócio---controle-de-acesso"/>
     <w:p>
       <w:pPr>
         <w:pStyle w:val="Heading3"/>
       </w:pPr>
       <w:r>
-        <w:t xml:space="preserve">Regras de Negócio — Controle de Acesso</w:t>
+        <w:t xml:space="preserve">Regras de Negócio - Controle de Acesso</w:t>
       </w:r>
     </w:p>
     <w:p>
@@ -3104,7 +3104,7 @@
               <w:jc w:val="left"/>
             </w:pPr>
             <w:r>
-              <w:t xml:space="preserve">—</w:t>
+              <w:t xml:space="preserve">-</w:t>
             </w:r>
           </w:p>
         </w:tc>
@@ -3174,7 +3174,7 @@
           <w:bCs/>
           <w:b/>
         </w:rPr>
-        <w:t xml:space="preserve">Tela 1 — Login</w:t>
+        <w:t xml:space="preserve">Tela 1 - Login</w:t>
       </w:r>
     </w:p>
     <w:p>
@@ -3248,7 +3248,7 @@
           <w:bCs/>
           <w:b/>
         </w:rPr>
-        <w:t xml:space="preserve">Tela 2 — Dashboard (perfil Administrador)</w:t>
+        <w:t xml:space="preserve">Tela 2 - Dashboard (perfil Administrador)</w:t>
       </w:r>
     </w:p>
     <w:p>
@@ -3404,7 +3404,7 @@
           <w:bCs/>
           <w:b/>
         </w:rPr>
-        <w:t xml:space="preserve">Tela 3 — Dashboard (perfil Usuário básico)</w:t>
+        <w:t xml:space="preserve">Tela 3 - Dashboard (perfil Usuário básico)</w:t>
       </w:r>
     </w:p>
     <w:p>
@@ -3478,7 +3478,7 @@
           <w:bCs/>
           <w:b/>
         </w:rPr>
-        <w:t xml:space="preserve">Tela 4 — Lista de Reservas (perfil Usuário básico)</w:t>
+        <w:t xml:space="preserve">Tela 4 - Lista de Reservas (perfil Usuário básico)</w:t>
       </w:r>
     </w:p>
     <w:p>
@@ -3589,7 +3589,7 @@
           <w:bCs/>
           <w:b/>
         </w:rPr>
-        <w:t xml:space="preserve">Tela 5 — Formulário de Nova Reserva</w:t>
+        <w:t xml:space="preserve">Tela 5 - Formulário de Nova Reserva</w:t>
       </w:r>
     </w:p>
     <w:bookmarkEnd w:id="76"/>
@@ -3651,7 +3651,7 @@
           <w:bCs/>
           <w:b/>
         </w:rPr>
-        <w:t xml:space="preserve">Tela 6 — Validação de Conflito de Horário</w:t>
+        <w:t xml:space="preserve">Tela 6 - Validação de Conflito de Horário</w:t>
       </w:r>
     </w:p>
     <w:p>
@@ -3725,7 +3725,7 @@
           <w:bCs/>
           <w:b/>
         </w:rPr>
-        <w:t xml:space="preserve">Tela 7 — Formulário de Edição (perfil Administrador)</w:t>
+        <w:t xml:space="preserve">Tela 7 - Formulário de Edição (perfil Administrador)</w:t>
       </w:r>
     </w:p>
     <w:p>
@@ -3982,7 +3982,7 @@
         <w:t xml:space="preserve"> </w:t>
       </w:r>
       <w:r>
-        <w:t xml:space="preserve">— lógica aplicada em</w:t>
+        <w:t xml:space="preserve">- lógica aplicada em</w:t>
       </w:r>
       <w:r>
         <w:t xml:space="preserve"> </w:t>
@@ -4107,13 +4107,13 @@
     </w:p>
     <w:bookmarkEnd w:id="87"/>
     <w:bookmarkEnd w:id="88"/>
-    <w:bookmarkStart w:id="90" w:name="passo-5-plano-de-testes"/>
+    <w:bookmarkStart w:id="90" w:name="passo-5---plano-de-testes"/>
     <w:p>
       <w:pPr>
         <w:pStyle w:val="Heading2"/>
       </w:pPr>
       <w:r>
-        <w:t xml:space="preserve">Passo 5 — Plano de Testes</w:t>
+        <w:t xml:space="preserve">Passo 5 - Plano de Testes</w:t>
       </w:r>
     </w:p>
     <w:bookmarkStart w:id="89" w:name="cenários-de-teste"/>
@@ -4661,7 +4661,7 @@
               <w:jc w:val="left"/>
             </w:pPr>
             <w:r>
-              <w:t xml:space="preserve">HTTP 403 — Proibido</w:t>
+              <w:t xml:space="preserve">HTTP 403 - Proibido</w:t>
             </w:r>
           </w:p>
         </w:tc>
@@ -4836,7 +4836,7 @@
               <w:jc w:val="left"/>
             </w:pPr>
             <w:r>
-              <w:t xml:space="preserve">HTTP 403 — Proibido</w:t>
+              <w:t xml:space="preserve">HTTP 403 - Proibido</w:t>
             </w:r>
           </w:p>
         </w:tc>
@@ -4954,7 +4954,7 @@
               <w:jc w:val="left"/>
             </w:pPr>
             <w:r>
-              <w:t xml:space="preserve">HTTP 403 — Proibido</w:t>
+              <w:t xml:space="preserve">HTTP 403 - Proibido</w:t>
             </w:r>
           </w:p>
         </w:tc>

--- a/RELATORIO.docx
+++ b/RELATORIO.docx
@@ -140,32 +140,6 @@
         <w:t xml:space="preserve">2026</w:t>
       </w:r>
     </w:p>
-    <w:sdt>
-      <w:sdtPr>
-        <w:docPartObj>
-          <w:docPartGallery w:val="Table of Contents"/>
-          <w:docPartUnique/>
-        </w:docPartObj>
-      </w:sdtPr>
-      <w:sdtContent>
-        <w:p>
-          <w:pPr>
-            <w:pStyle w:val="TOCHeading"/>
-          </w:pPr>
-          <w:r>
-            <w:t xml:space="preserve">Table of Contents</w:t>
-          </w:r>
-        </w:p>
-        <w:p>
-          <w:r>
-            <w:fldChar w:fldCharType="begin" w:dirty="true"/>
-            <w:instrText xml:space="preserve">TOC \o "1-3" \h \z \u</w:instrText>
-            <w:fldChar w:fldCharType="separate"/>
-            <w:fldChar w:fldCharType="end"/>
-          </w:r>
-        </w:p>
-      </w:sdtContent>
-    </w:sdt>
     <w:bookmarkStart w:id="92" w:name="Xbd75b736613e3779fc5cc2d586f46bf71f99ef9"/>
     <w:p>
       <w:pPr>
@@ -360,7 +334,7 @@
               <w:jc w:val="left"/>
             </w:pPr>
             <w:r>
-              <w:t xml:space="preserve">github.com/brito101/base-laravel-13</w:t>
+              <w:t xml:space="preserve">https://github.com/brito101/room-reservations</w:t>
             </w:r>
           </w:p>
         </w:tc>
